--- a/templates/job-general.docx
+++ b/templates/job-general.docx
@@ -4,99 +4,96 @@
   <w:body>
     <w:tbl>
       <w:tblPr>
+        <w:tblStyle w:val="TableGrid"/>
         <w:tblW w:type="auto" w:w="0"/>
+        <w:jc w:val="center"/>
         <w:tblLook w:firstColumn="1" w:firstRow="1" w:lastColumn="0" w:lastRow="0" w:noHBand="0" w:noVBand="1" w:val="04A0"/>
-        <w:tblBorders>
-          <w:top w:val="none"/>
-          <w:left w:val="none"/>
-          <w:bottom w:val="none"/>
-          <w:right w:val="none"/>
-          <w:insideH w:val="none"/>
-          <w:insideV w:val="none"/>
-        </w:tblBorders>
       </w:tblPr>
       <w:tblGrid>
-        <w:gridCol w:w="6804"/>
-        <w:gridCol w:w="1814"/>
+        <w:gridCol w:w="7370"/>
+        <w:gridCol w:w="1984"/>
       </w:tblGrid>
       <w:tr>
         <w:tc>
           <w:tcPr>
-            <w:tcW w:w="6804" w:type="dxa"/>
+            <w:tcW w:type="dxa" w:w="4816"/>
             <w:tcBorders>
               <w:top w:val="none"/>
+            </w:tcBorders>
+            <w:tcBorders>
+              <w:bottom w:val="none"/>
+            </w:tcBorders>
+            <w:tcBorders>
               <w:left w:val="none"/>
-              <w:bottom w:val="none"/>
+            </w:tcBorders>
+            <w:tcBorders>
               <w:right w:val="none"/>
             </w:tcBorders>
           </w:tcPr>
+          <w:p/>
           <w:p>
+            <w:pPr>
+              <w:spacing w:after="80"/>
+            </w:pPr>
             <w:r>
               <w:rPr>
                 <w:b/>
-                <w:color w:val="222233"/>
-                <w:sz w:val="28"/>
+                <w:color w:val="C0392B"/>
+                <w:sz w:val="44"/>
               </w:rPr>
               <w:t>{name}</w:t>
             </w:r>
           </w:p>
           <w:p>
             <w:pPr>
-              <w:spacing w:before="60"/>
+              <w:spacing w:after="40"/>
             </w:pPr>
             <w:r>
               <w:rPr>
-                <w:color w:val="888888"/>
-                <w:sz w:val="18"/>
+                <w:color w:val="555555"/>
+                <w:sz w:val="20"/>
               </w:rPr>
-              <w:t>📱 {phone}</w:t>
-            </w:r>
-            <w:r>
-              <w:rPr>
-                <w:color w:val="888888"/>
-                <w:sz w:val="18"/>
-              </w:rPr>
-              <w:t xml:space="preserve">   ✉ {email}</w:t>
-            </w:r>
-            <w:r>
-              <w:rPr>
-                <w:color w:val="888888"/>
-                <w:sz w:val="18"/>
-              </w:rPr>
-              <w:t xml:space="preserve">   📍 {city}</w:t>
+              <w:t>{phone}   |   {email}   |   {city}</w:t>
             </w:r>
           </w:p>
           <w:p>
             <w:pPr>
-              <w:spacing w:before="40"/>
+              <w:spacing w:after="40"/>
             </w:pPr>
             <w:r>
               <w:rPr>
-                <w:color w:val="888888"/>
-                <w:sz w:val="18"/>
+                <w:color w:val="555555"/>
+                <w:sz w:val="20"/>
               </w:rPr>
-              <w:t>出生年月：{birthdate}   政治面貌：{politicalStatus}   意向岗位：{expectedPosition}</w:t>
+              <w:t>意向岗位：{expectedPosition}　|　政治面貌：{politicalStatus}　|　出生年月：{birthdate}</w:t>
             </w:r>
           </w:p>
         </w:tc>
         <w:tc>
           <w:tcPr>
-            <w:tcW w:w="1814" w:type="dxa"/>
+            <w:tcW w:type="dxa" w:w="4816"/>
             <w:tcBorders>
               <w:top w:val="none"/>
+            </w:tcBorders>
+            <w:tcBorders>
+              <w:bottom w:val="none"/>
+            </w:tcBorders>
+            <w:tcBorders>
               <w:left w:val="none"/>
-              <w:bottom w:val="none"/>
+            </w:tcBorders>
+            <w:tcBorders>
               <w:right w:val="none"/>
             </w:tcBorders>
             <w:vAlign w:val="center"/>
           </w:tcPr>
+          <w:p/>
           <w:p>
             <w:pPr>
               <w:jc w:val="center"/>
             </w:pPr>
             <w:r>
               <w:rPr>
-                <w:sz w:val="18"/>
+                <w:sz w:val="2"/>
               </w:rPr>
               <w:t>{%photo}</w:t>
             </w:r>
@@ -106,263 +103,394 @@
     </w:tbl>
     <w:p>
       <w:pPr>
-        <w:spacing w:before="100" w:after="100"/>
+        <w:spacing w:before="40" w:after="120"/>
         <w:pBdr>
-          <w:bottom w:val="single" w:sz="8" w:space="1" w:color="FF4D6D"/>
+          <w:bottom w:val="single" w:sz="6" w:space="1" w:color="CCCCCC"/>
         </w:pBdr>
       </w:pPr>
     </w:p>
     <w:p>
       <w:pPr>
-        <w:spacing w:before="200" w:after="60"/>
+        <w:spacing w:before="240" w:after="80"/>
         <w:pBdr>
-          <w:bottom w:val="single" w:sz="4" w:space="1" w:color="FF4D6D"/>
+          <w:bottom w:val="single" w:sz="6" w:space="1" w:color="C0392B"/>
         </w:pBdr>
       </w:pPr>
       <w:r>
         <w:rPr>
           <w:b/>
-          <w:color w:val="FF4D6D"/>
-          <w:sz w:val="22"/>
+          <w:color w:val="C0392B"/>
+          <w:sz w:val="26"/>
         </w:rPr>
         <w:t>教育背景</w:t>
       </w:r>
     </w:p>
     <w:p>
+      <w:pPr>
+        <w:spacing w:after="60"/>
+      </w:pPr>
       <w:r>
         <w:rPr>
           <w:b/>
+          <w:color w:val="555555"/>
+          <w:sz w:val="20"/>
+        </w:rPr>
+        <w:t>学校：</w:t>
+      </w:r>
+      <w:r>
+        <w:rPr>
           <w:sz w:val="20"/>
         </w:rPr>
         <w:t>{school}</w:t>
       </w:r>
+    </w:p>
+    <w:p>
+      <w:pPr>
+        <w:spacing w:after="60"/>
+      </w:pPr>
       <w:r>
         <w:rPr>
-          <w:color w:val="888888"/>
-          <w:sz w:val="18"/>
+          <w:b/>
+          <w:color w:val="555555"/>
+          <w:sz w:val="20"/>
         </w:rPr>
-        <w:t xml:space="preserve">   {major}（{degree}）</w:t>
+        <w:t>专业：</w:t>
       </w:r>
       <w:r>
         <w:rPr>
-          <w:color w:val="888888"/>
-          <w:sz w:val="18"/>
+          <w:sz w:val="20"/>
         </w:rPr>
-        <w:t xml:space="preserve">    {eduDates}</w:t>
-      </w:r>
-    </w:p>
-    <w:p>
-      <w:r>
-        <w:rPr>
-          <w:color w:val="888888"/>
-          <w:sz w:val="18"/>
-        </w:rPr>
-        <w:t>GPA：{gpa}   专业排名：{rank}</w:t>
+        <w:t>{major}（{degree}）</w:t>
       </w:r>
     </w:p>
     <w:p>
       <w:pPr>
-        <w:spacing w:before="200" w:after="60"/>
+        <w:spacing w:after="60"/>
+      </w:pPr>
+      <w:r>
+        <w:rPr>
+          <w:b/>
+          <w:color w:val="555555"/>
+          <w:sz w:val="20"/>
+        </w:rPr>
+        <w:t>时间：</w:t>
+      </w:r>
+      <w:r>
+        <w:rPr>
+          <w:sz w:val="20"/>
+        </w:rPr>
+        <w:t>{eduDates}</w:t>
+      </w:r>
+    </w:p>
+    <w:p>
+      <w:pPr>
+        <w:spacing w:after="60"/>
+      </w:pPr>
+      <w:r>
+        <w:rPr>
+          <w:b/>
+          <w:color w:val="555555"/>
+          <w:sz w:val="20"/>
+        </w:rPr>
+        <w:t>GPA：</w:t>
+      </w:r>
+      <w:r>
+        <w:rPr>
+          <w:sz w:val="20"/>
+        </w:rPr>
+        <w:t>{gpa}　专业排名：{rank}</w:t>
+      </w:r>
+    </w:p>
+    <w:p>
+      <w:pPr>
+        <w:spacing w:after="60"/>
+      </w:pPr>
+      <w:r>
+        <w:rPr>
+          <w:b/>
+          <w:color w:val="555555"/>
+          <w:sz w:val="20"/>
+        </w:rPr>
+        <w:t>主修课程：</w:t>
+      </w:r>
+      <w:r>
+        <w:rPr>
+          <w:sz w:val="20"/>
+        </w:rPr>
+        <w:t>{coursesText}</w:t>
+      </w:r>
+    </w:p>
+    <w:p>
+      <w:pPr>
+        <w:spacing w:before="40" w:after="120"/>
         <w:pBdr>
-          <w:bottom w:val="single" w:sz="4" w:space="1" w:color="FF4D6D"/>
+          <w:bottom w:val="single" w:sz="6" w:space="1" w:color="CCCCCC"/>
+        </w:pBdr>
+      </w:pPr>
+    </w:p>
+    <w:p>
+      <w:pPr>
+        <w:spacing w:before="240" w:after="80"/>
+        <w:pBdr>
+          <w:bottom w:val="single" w:sz="6" w:space="1" w:color="C0392B"/>
         </w:pBdr>
       </w:pPr>
       <w:r>
         <w:rPr>
           <w:b/>
-          <w:color w:val="FF4D6D"/>
-          <w:sz w:val="22"/>
+          <w:color w:val="C0392B"/>
+          <w:sz w:val="26"/>
         </w:rPr>
         <w:t>实习 / 项目经历</w:t>
       </w:r>
     </w:p>
     <w:p>
       <w:pPr>
-        <w:spacing w:after="0"/>
+        <w:spacing w:before="0" w:after="60"/>
       </w:pPr>
       <w:r>
+        <w:rPr>
+          <w:b w:val="0"/>
+          <w:color w:val="FFFFFF"/>
+          <w:sz w:val="2"/>
+        </w:rPr>
         <w:t>{#experiences}</w:t>
       </w:r>
     </w:p>
     <w:p>
+      <w:pPr>
+        <w:spacing w:before="160" w:after="60"/>
+      </w:pPr>
       <w:r>
         <w:rPr>
           <w:b/>
-          <w:sz w:val="20"/>
+          <w:sz w:val="22"/>
         </w:rPr>
         <w:t>{name}</w:t>
       </w:r>
       <w:r>
         <w:rPr>
           <w:color w:val="888888"/>
-          <w:sz w:val="18"/>
+          <w:sz w:val="20"/>
         </w:rPr>
-        <w:t xml:space="preserve">   ·   {organization}    {dates}</w:t>
+        <w:t xml:space="preserve">　·　{organizationFull}　{dates}</w:t>
       </w:r>
     </w:p>
     <w:p>
       <w:pPr>
-        <w:spacing w:after="80"/>
+        <w:spacing w:before="0" w:after="60"/>
       </w:pPr>
       <w:r>
         <w:rPr>
-          <w:sz w:val="18"/>
+          <w:b w:val="0"/>
+          <w:sz w:val="20"/>
         </w:rPr>
         <w:t>{bulletsText}</w:t>
       </w:r>
     </w:p>
     <w:p>
       <w:pPr>
-        <w:spacing w:after="0"/>
+        <w:spacing w:before="0" w:after="60"/>
       </w:pPr>
       <w:r>
+        <w:rPr>
+          <w:b w:val="0"/>
+          <w:color w:val="FFFFFF"/>
+          <w:sz w:val="2"/>
+        </w:rPr>
         <w:t>{/experiences}</w:t>
       </w:r>
     </w:p>
     <w:p>
       <w:pPr>
-        <w:spacing w:before="200" w:after="60"/>
+        <w:spacing w:before="40" w:after="120"/>
         <w:pBdr>
-          <w:bottom w:val="single" w:sz="4" w:space="1" w:color="FF4D6D"/>
+          <w:bottom w:val="single" w:sz="6" w:space="1" w:color="CCCCCC"/>
+        </w:pBdr>
+      </w:pPr>
+    </w:p>
+    <w:p>
+      <w:pPr>
+        <w:spacing w:before="240" w:after="80"/>
+        <w:pBdr>
+          <w:bottom w:val="single" w:sz="6" w:space="1" w:color="C0392B"/>
         </w:pBdr>
       </w:pPr>
       <w:r>
         <w:rPr>
           <w:b/>
-          <w:color w:val="FF4D6D"/>
-          <w:sz w:val="22"/>
+          <w:color w:val="C0392B"/>
+          <w:sz w:val="26"/>
         </w:rPr>
         <w:t>获奖荣誉</w:t>
       </w:r>
     </w:p>
     <w:p>
       <w:pPr>
-        <w:spacing w:after="0"/>
+        <w:spacing w:before="0" w:after="60"/>
       </w:pPr>
       <w:r>
+        <w:rPr>
+          <w:b w:val="0"/>
+          <w:color w:val="FFFFFF"/>
+          <w:sz w:val="2"/>
+        </w:rPr>
         <w:t>{#awards}</w:t>
       </w:r>
     </w:p>
     <w:p>
+      <w:pPr>
+        <w:pStyle w:val="ListBullet"/>
+        <w:spacing w:after="80"/>
+      </w:pPr>
       <w:r>
         <w:rPr>
-          <w:sz w:val="18"/>
+          <w:b/>
+          <w:sz w:val="20"/>
         </w:rPr>
         <w:t>{levelAndName}</w:t>
       </w:r>
       <w:r>
         <w:rPr>
           <w:color w:val="888888"/>
-          <w:sz w:val="18"/>
+          <w:sz w:val="20"/>
         </w:rPr>
-        <w:t xml:space="preserve">    {date}</w:t>
+        <w:t xml:space="preserve">　{date}</w:t>
       </w:r>
     </w:p>
     <w:p>
       <w:pPr>
-        <w:spacing w:after="0"/>
+        <w:spacing w:before="0" w:after="60"/>
       </w:pPr>
       <w:r>
+        <w:rPr>
+          <w:b w:val="0"/>
+          <w:color w:val="FFFFFF"/>
+          <w:sz w:val="2"/>
+        </w:rPr>
         <w:t>{/awards}</w:t>
       </w:r>
     </w:p>
     <w:p>
       <w:pPr>
-        <w:spacing w:before="200" w:after="60"/>
+        <w:spacing w:before="40" w:after="120"/>
         <w:pBdr>
-          <w:bottom w:val="single" w:sz="4" w:space="1" w:color="FF4D6D"/>
+          <w:bottom w:val="single" w:sz="6" w:space="1" w:color="CCCCCC"/>
+        </w:pBdr>
+      </w:pPr>
+    </w:p>
+    <w:p>
+      <w:pPr>
+        <w:spacing w:before="240" w:after="80"/>
+        <w:pBdr>
+          <w:bottom w:val="single" w:sz="6" w:space="1" w:color="C0392B"/>
         </w:pBdr>
       </w:pPr>
       <w:r>
         <w:rPr>
           <w:b/>
-          <w:color w:val="FF4D6D"/>
-          <w:sz w:val="22"/>
+          <w:color w:val="C0392B"/>
+          <w:sz w:val="26"/>
         </w:rPr>
         <w:t>技能特长</w:t>
       </w:r>
     </w:p>
     <w:p>
       <w:pPr>
-        <w:spacing w:after="40"/>
+        <w:spacing w:after="60"/>
       </w:pPr>
       <w:r>
         <w:rPr>
-          <w:color w:val="888888"/>
-          <w:sz w:val="18"/>
+          <w:b/>
+          <w:color w:val="555555"/>
+          <w:sz w:val="20"/>
         </w:rPr>
         <w:t>语言能力：</w:t>
       </w:r>
       <w:r>
         <w:rPr>
-          <w:sz w:val="18"/>
+          <w:sz w:val="20"/>
         </w:rPr>
         <w:t>{languages}</w:t>
       </w:r>
     </w:p>
     <w:p>
       <w:pPr>
-        <w:spacing w:after="40"/>
+        <w:spacing w:after="60"/>
       </w:pPr>
       <w:r>
         <w:rPr>
-          <w:color w:val="888888"/>
-          <w:sz w:val="18"/>
+          <w:b/>
+          <w:color w:val="555555"/>
+          <w:sz w:val="20"/>
         </w:rPr>
-        <w:t>计算机技能：</w:t>
+        <w:t>专业技能：</w:t>
       </w:r>
       <w:r>
         <w:rPr>
-          <w:sz w:val="18"/>
+          <w:sz w:val="20"/>
         </w:rPr>
         <w:t>{computerSkills}</w:t>
       </w:r>
     </w:p>
     <w:p>
       <w:pPr>
-        <w:spacing w:after="40"/>
+        <w:spacing w:after="60"/>
       </w:pPr>
       <w:r>
         <w:rPr>
-          <w:color w:val="888888"/>
-          <w:sz w:val="18"/>
+          <w:b/>
+          <w:color w:val="555555"/>
+          <w:sz w:val="20"/>
         </w:rPr>
         <w:t>兴趣爱好：</w:t>
       </w:r>
       <w:r>
         <w:rPr>
-          <w:sz w:val="18"/>
+          <w:sz w:val="20"/>
         </w:rPr>
         <w:t>{hobbies}</w:t>
       </w:r>
     </w:p>
     <w:p>
       <w:pPr>
-        <w:spacing w:before="200" w:after="60"/>
+        <w:spacing w:before="40" w:after="120"/>
         <w:pBdr>
-          <w:bottom w:val="single" w:sz="4" w:space="1" w:color="FF4D6D"/>
+          <w:bottom w:val="single" w:sz="6" w:space="1" w:color="CCCCCC"/>
+        </w:pBdr>
+      </w:pPr>
+    </w:p>
+    <w:p>
+      <w:pPr>
+        <w:spacing w:before="240" w:after="80"/>
+        <w:pBdr>
+          <w:bottom w:val="single" w:sz="6" w:space="1" w:color="C0392B"/>
         </w:pBdr>
       </w:pPr>
       <w:r>
         <w:rPr>
           <w:b/>
-          <w:color w:val="FF4D6D"/>
-          <w:sz w:val="22"/>
+          <w:color w:val="C0392B"/>
+          <w:sz w:val="26"/>
         </w:rPr>
         <w:t>自我评价</w:t>
       </w:r>
     </w:p>
     <w:p>
+      <w:pPr>
+        <w:spacing w:before="0" w:after="60"/>
+      </w:pPr>
       <w:r>
         <w:rPr>
-          <w:sz w:val="18"/>
+          <w:b w:val="0"/>
+          <w:sz w:val="20"/>
         </w:rPr>
         <w:t>{selfIntro}</w:t>
       </w:r>
     </w:p>
     <w:sectPr>
       <w:pgSz w:w="12240" w:h="15840"/>
-      <w:pgMar w:top="1134" w:right="1417" w:bottom="1134" w:left="1701" w:header="720" w:footer="720" w:gutter="0"/>
+      <w:pgMar w:top="1134" w:right="1304" w:bottom="1134" w:left="1304" w:header="720" w:footer="720" w:gutter="0"/>
       <w:cols w:space="720"/>
       <w:docGrid w:linePitch="360"/>
     </w:sectPr>

--- a/templates/job-general.docx
+++ b/templates/job-general.docx
@@ -11,32 +11,29 @@
       </w:tblPr>
       <w:tblGrid>
         <w:gridCol w:w="7370"/>
-        <w:gridCol w:w="1984"/>
+        <w:gridCol w:w="1814"/>
       </w:tblGrid>
       <w:tr>
         <w:tc>
           <w:tcPr>
-            <w:tcW w:type="dxa" w:w="4816"/>
+            <w:tcW w:type="dxa" w:w="4873"/>
             <w:tcBorders>
               <w:top w:val="none"/>
-            </w:tcBorders>
-            <w:tcBorders>
+              <w:left w:val="none"/>
               <w:bottom w:val="none"/>
-            </w:tcBorders>
-            <w:tcBorders>
-              <w:left w:val="none"/>
-            </w:tcBorders>
-            <w:tcBorders>
               <w:right w:val="none"/>
+              <w:insideH w:val="none"/>
+              <w:insideV w:val="none"/>
             </w:tcBorders>
           </w:tcPr>
           <w:p/>
           <w:p>
             <w:pPr>
-              <w:spacing w:after="80"/>
+              <w:spacing w:after="60"/>
             </w:pPr>
             <w:r>
               <w:rPr>
+                <w:rFonts w:ascii="微软雅黑" w:hAnsi="微软雅黑" w:eastAsia="微软雅黑" w:cs="微软雅黑"/>
                 <w:b/>
                 <w:color w:val="C0392B"/>
                 <w:sz w:val="44"/>
@@ -50,39 +47,37 @@
             </w:pPr>
             <w:r>
               <w:rPr>
+                <w:rFonts w:ascii="宋体" w:hAnsi="宋体" w:eastAsia="宋体" w:cs="宋体"/>
                 <w:color w:val="555555"/>
-                <w:sz w:val="20"/>
+                <w:sz w:val="19"/>
               </w:rPr>
-              <w:t>{phone}   |   {email}   |   {city}</w:t>
+              <w:t>{phone}  ·  {email}  ·  {city}</w:t>
             </w:r>
           </w:p>
           <w:p>
             <w:pPr>
-              <w:spacing w:after="40"/>
+              <w:spacing w:after="80"/>
             </w:pPr>
             <w:r>
               <w:rPr>
-                <w:color w:val="555555"/>
-                <w:sz w:val="20"/>
+                <w:rFonts w:ascii="宋体" w:hAnsi="宋体" w:eastAsia="宋体" w:cs="宋体"/>
+                <w:color w:val="666666"/>
+                <w:sz w:val="19"/>
               </w:rPr>
-              <w:t>意向岗位：{expectedPosition}　|　政治面貌：{politicalStatus}　|　出生年月：{birthdate}</w:t>
+              <w:t>意向岗位：{expectedPosition}　|　政治面貌：{politicalStatus}　|　出生：{birthdate}</w:t>
             </w:r>
           </w:p>
         </w:tc>
         <w:tc>
           <w:tcPr>
-            <w:tcW w:type="dxa" w:w="4816"/>
+            <w:tcW w:type="dxa" w:w="4873"/>
             <w:tcBorders>
               <w:top w:val="none"/>
-            </w:tcBorders>
-            <w:tcBorders>
+              <w:left w:val="none"/>
               <w:bottom w:val="none"/>
-            </w:tcBorders>
-            <w:tcBorders>
-              <w:left w:val="none"/>
-            </w:tcBorders>
-            <w:tcBorders>
               <w:right w:val="none"/>
+              <w:insideH w:val="none"/>
+              <w:insideV w:val="none"/>
             </w:tcBorders>
             <w:vAlign w:val="center"/>
           </w:tcPr>
@@ -103,42 +98,46 @@
     </w:tbl>
     <w:p>
       <w:pPr>
-        <w:spacing w:before="40" w:after="120"/>
+        <w:spacing w:before="20" w:after="80"/>
         <w:pBdr>
-          <w:bottom w:val="single" w:sz="6" w:space="1" w:color="CCCCCC"/>
+          <w:bottom w:val="single" w:sz="4" w:space="1" w:color="DDDDDD"/>
         </w:pBdr>
       </w:pPr>
     </w:p>
     <w:p>
       <w:pPr>
-        <w:spacing w:before="240" w:after="80"/>
+        <w:spacing w:before="200" w:after="60" w:line="276" w:lineRule="auto"/>
         <w:pBdr>
           <w:bottom w:val="single" w:sz="6" w:space="1" w:color="C0392B"/>
         </w:pBdr>
       </w:pPr>
       <w:r>
         <w:rPr>
+          <w:rFonts w:ascii="微软雅黑" w:hAnsi="微软雅黑" w:eastAsia="微软雅黑" w:cs="微软雅黑"/>
           <w:b/>
           <w:color w:val="C0392B"/>
-          <w:sz w:val="26"/>
+          <w:sz w:val="24"/>
         </w:rPr>
         <w:t>教育背景</w:t>
       </w:r>
     </w:p>
     <w:p>
       <w:pPr>
-        <w:spacing w:after="60"/>
+        <w:spacing w:after="40" w:line="264" w:lineRule="auto"/>
       </w:pPr>
       <w:r>
         <w:rPr>
+          <w:rFonts w:ascii="微软雅黑" w:hAnsi="微软雅黑" w:eastAsia="微软雅黑" w:cs="微软雅黑"/>
           <w:b/>
-          <w:color w:val="555555"/>
+          <w:color w:val="444444"/>
           <w:sz w:val="20"/>
         </w:rPr>
         <w:t>学校：</w:t>
       </w:r>
       <w:r>
         <w:rPr>
+          <w:rFonts w:ascii="宋体" w:hAnsi="宋体" w:eastAsia="宋体" w:cs="宋体"/>
+          <w:color w:val="222222"/>
           <w:sz w:val="20"/>
         </w:rPr>
         <w:t>{school}</w:t>
@@ -146,18 +145,21 @@
     </w:p>
     <w:p>
       <w:pPr>
-        <w:spacing w:after="60"/>
+        <w:spacing w:after="40" w:line="264" w:lineRule="auto"/>
       </w:pPr>
       <w:r>
         <w:rPr>
+          <w:rFonts w:ascii="微软雅黑" w:hAnsi="微软雅黑" w:eastAsia="微软雅黑" w:cs="微软雅黑"/>
           <w:b/>
-          <w:color w:val="555555"/>
+          <w:color w:val="444444"/>
           <w:sz w:val="20"/>
         </w:rPr>
         <w:t>专业：</w:t>
       </w:r>
       <w:r>
         <w:rPr>
+          <w:rFonts w:ascii="宋体" w:hAnsi="宋体" w:eastAsia="宋体" w:cs="宋体"/>
+          <w:color w:val="222222"/>
           <w:sz w:val="20"/>
         </w:rPr>
         <w:t>{major}（{degree}）</w:t>
@@ -165,18 +167,21 @@
     </w:p>
     <w:p>
       <w:pPr>
-        <w:spacing w:after="60"/>
+        <w:spacing w:after="40" w:line="264" w:lineRule="auto"/>
       </w:pPr>
       <w:r>
         <w:rPr>
+          <w:rFonts w:ascii="微软雅黑" w:hAnsi="微软雅黑" w:eastAsia="微软雅黑" w:cs="微软雅黑"/>
           <w:b/>
-          <w:color w:val="555555"/>
+          <w:color w:val="444444"/>
           <w:sz w:val="20"/>
         </w:rPr>
         <w:t>时间：</w:t>
       </w:r>
       <w:r>
         <w:rPr>
+          <w:rFonts w:ascii="宋体" w:hAnsi="宋体" w:eastAsia="宋体" w:cs="宋体"/>
+          <w:color w:val="222222"/>
           <w:sz w:val="20"/>
         </w:rPr>
         <w:t>{eduDates}</w:t>
@@ -184,18 +189,21 @@
     </w:p>
     <w:p>
       <w:pPr>
-        <w:spacing w:after="60"/>
+        <w:spacing w:after="40" w:line="264" w:lineRule="auto"/>
       </w:pPr>
       <w:r>
         <w:rPr>
+          <w:rFonts w:ascii="微软雅黑" w:hAnsi="微软雅黑" w:eastAsia="微软雅黑" w:cs="微软雅黑"/>
           <w:b/>
-          <w:color w:val="555555"/>
+          <w:color w:val="444444"/>
           <w:sz w:val="20"/>
         </w:rPr>
         <w:t>GPA：</w:t>
       </w:r>
       <w:r>
         <w:rPr>
+          <w:rFonts w:ascii="宋体" w:hAnsi="宋体" w:eastAsia="宋体" w:cs="宋体"/>
+          <w:color w:val="222222"/>
           <w:sz w:val="20"/>
         </w:rPr>
         <w:t>{gpa}　专业排名：{rank}</w:t>
@@ -203,18 +211,21 @@
     </w:p>
     <w:p>
       <w:pPr>
-        <w:spacing w:after="60"/>
+        <w:spacing w:after="40" w:line="264" w:lineRule="auto"/>
       </w:pPr>
       <w:r>
         <w:rPr>
+          <w:rFonts w:ascii="微软雅黑" w:hAnsi="微软雅黑" w:eastAsia="微软雅黑" w:cs="微软雅黑"/>
           <w:b/>
-          <w:color w:val="555555"/>
+          <w:color w:val="444444"/>
           <w:sz w:val="20"/>
         </w:rPr>
         <w:t>主修课程：</w:t>
       </w:r>
       <w:r>
         <w:rPr>
+          <w:rFonts w:ascii="宋体" w:hAnsi="宋体" w:eastAsia="宋体" w:cs="宋体"/>
+          <w:color w:val="222222"/>
           <w:sz w:val="20"/>
         </w:rPr>
         <w:t>{coursesText}</w:t>
@@ -222,35 +233,38 @@
     </w:p>
     <w:p>
       <w:pPr>
-        <w:spacing w:before="40" w:after="120"/>
+        <w:spacing w:before="20" w:after="80"/>
         <w:pBdr>
-          <w:bottom w:val="single" w:sz="6" w:space="1" w:color="CCCCCC"/>
+          <w:bottom w:val="single" w:sz="4" w:space="1" w:color="DDDDDD"/>
         </w:pBdr>
       </w:pPr>
     </w:p>
     <w:p>
       <w:pPr>
-        <w:spacing w:before="240" w:after="80"/>
+        <w:spacing w:before="200" w:after="60" w:line="276" w:lineRule="auto"/>
         <w:pBdr>
           <w:bottom w:val="single" w:sz="6" w:space="1" w:color="C0392B"/>
         </w:pBdr>
       </w:pPr>
       <w:r>
         <w:rPr>
+          <w:rFonts w:ascii="微软雅黑" w:hAnsi="微软雅黑" w:eastAsia="微软雅黑" w:cs="微软雅黑"/>
           <w:b/>
           <w:color w:val="C0392B"/>
-          <w:sz w:val="26"/>
+          <w:sz w:val="24"/>
         </w:rPr>
         <w:t>实习 / 项目经历</w:t>
       </w:r>
     </w:p>
     <w:p>
       <w:pPr>
-        <w:spacing w:before="0" w:after="60"/>
+        <w:spacing w:before="0" w:after="40" w:line="268" w:lineRule="auto"/>
       </w:pPr>
       <w:r>
         <w:rPr>
+          <w:rFonts w:ascii="宋体" w:hAnsi="宋体" w:eastAsia="宋体" w:cs="宋体"/>
           <w:b w:val="0"/>
+          <w:i w:val="0"/>
           <w:color w:val="FFFFFF"/>
           <w:sz w:val="2"/>
         </w:rPr>
@@ -259,30 +273,36 @@
     </w:p>
     <w:p>
       <w:pPr>
-        <w:spacing w:before="160" w:after="60"/>
+        <w:spacing w:before="120" w:after="40" w:line="264" w:lineRule="auto"/>
       </w:pPr>
       <w:r>
         <w:rPr>
+          <w:rFonts w:ascii="微软雅黑" w:hAnsi="微软雅黑" w:eastAsia="微软雅黑" w:cs="微软雅黑"/>
           <w:b/>
+          <w:color w:val="222222"/>
           <w:sz w:val="22"/>
         </w:rPr>
         <w:t>{name}</w:t>
       </w:r>
       <w:r>
         <w:rPr>
+          <w:rFonts w:ascii="宋体" w:hAnsi="宋体" w:eastAsia="宋体" w:cs="宋体"/>
           <w:color w:val="888888"/>
-          <w:sz w:val="20"/>
+          <w:sz w:val="19"/>
         </w:rPr>
         <w:t xml:space="preserve">　·　{organizationFull}　{dates}</w:t>
       </w:r>
     </w:p>
     <w:p>
       <w:pPr>
-        <w:spacing w:before="0" w:after="60"/>
+        <w:spacing w:before="20" w:after="80" w:line="268" w:lineRule="auto"/>
       </w:pPr>
       <w:r>
         <w:rPr>
+          <w:rFonts w:ascii="宋体" w:hAnsi="宋体" w:eastAsia="宋体" w:cs="宋体"/>
           <w:b w:val="0"/>
+          <w:i w:val="0"/>
+          <w:color w:val="333333"/>
           <w:sz w:val="20"/>
         </w:rPr>
         <w:t>{bulletsText}</w:t>
@@ -290,11 +310,13 @@
     </w:p>
     <w:p>
       <w:pPr>
-        <w:spacing w:before="0" w:after="60"/>
+        <w:spacing w:before="0" w:after="40" w:line="268" w:lineRule="auto"/>
       </w:pPr>
       <w:r>
         <w:rPr>
+          <w:rFonts w:ascii="宋体" w:hAnsi="宋体" w:eastAsia="宋体" w:cs="宋体"/>
           <w:b w:val="0"/>
+          <w:i w:val="0"/>
           <w:color w:val="FFFFFF"/>
           <w:sz w:val="2"/>
         </w:rPr>
@@ -303,35 +325,38 @@
     </w:p>
     <w:p>
       <w:pPr>
-        <w:spacing w:before="40" w:after="120"/>
+        <w:spacing w:before="20" w:after="80"/>
         <w:pBdr>
-          <w:bottom w:val="single" w:sz="6" w:space="1" w:color="CCCCCC"/>
+          <w:bottom w:val="single" w:sz="4" w:space="1" w:color="DDDDDD"/>
         </w:pBdr>
       </w:pPr>
     </w:p>
     <w:p>
       <w:pPr>
-        <w:spacing w:before="240" w:after="80"/>
+        <w:spacing w:before="200" w:after="60" w:line="276" w:lineRule="auto"/>
         <w:pBdr>
           <w:bottom w:val="single" w:sz="6" w:space="1" w:color="C0392B"/>
         </w:pBdr>
       </w:pPr>
       <w:r>
         <w:rPr>
+          <w:rFonts w:ascii="微软雅黑" w:hAnsi="微软雅黑" w:eastAsia="微软雅黑" w:cs="微软雅黑"/>
           <w:b/>
           <w:color w:val="C0392B"/>
-          <w:sz w:val="26"/>
+          <w:sz w:val="24"/>
         </w:rPr>
         <w:t>获奖荣誉</w:t>
       </w:r>
     </w:p>
     <w:p>
       <w:pPr>
-        <w:spacing w:before="0" w:after="60"/>
+        <w:spacing w:before="0" w:after="40" w:line="268" w:lineRule="auto"/>
       </w:pPr>
       <w:r>
         <w:rPr>
+          <w:rFonts w:ascii="宋体" w:hAnsi="宋体" w:eastAsia="宋体" w:cs="宋体"/>
           <w:b w:val="0"/>
+          <w:i w:val="0"/>
           <w:color w:val="FFFFFF"/>
           <w:sz w:val="2"/>
         </w:rPr>
@@ -341,30 +366,35 @@
     <w:p>
       <w:pPr>
         <w:pStyle w:val="ListBullet"/>
-        <w:spacing w:after="80"/>
+        <w:spacing w:after="60" w:line="264" w:lineRule="auto"/>
       </w:pPr>
       <w:r>
         <w:rPr>
+          <w:rFonts w:ascii="宋体" w:hAnsi="宋体" w:eastAsia="宋体" w:cs="宋体"/>
           <w:b/>
+          <w:color w:val="222222"/>
           <w:sz w:val="20"/>
         </w:rPr>
         <w:t>{levelAndName}</w:t>
       </w:r>
       <w:r>
         <w:rPr>
+          <w:rFonts w:ascii="宋体" w:hAnsi="宋体" w:eastAsia="宋体" w:cs="宋体"/>
           <w:color w:val="888888"/>
-          <w:sz w:val="20"/>
+          <w:sz w:val="19"/>
         </w:rPr>
         <w:t xml:space="preserve">　{date}</w:t>
       </w:r>
     </w:p>
     <w:p>
       <w:pPr>
-        <w:spacing w:before="0" w:after="60"/>
+        <w:spacing w:before="0" w:after="40" w:line="268" w:lineRule="auto"/>
       </w:pPr>
       <w:r>
         <w:rPr>
+          <w:rFonts w:ascii="宋体" w:hAnsi="宋体" w:eastAsia="宋体" w:cs="宋体"/>
           <w:b w:val="0"/>
+          <w:i w:val="0"/>
           <w:color w:val="FFFFFF"/>
           <w:sz w:val="2"/>
         </w:rPr>
@@ -373,42 +403,46 @@
     </w:p>
     <w:p>
       <w:pPr>
-        <w:spacing w:before="40" w:after="120"/>
+        <w:spacing w:before="20" w:after="80"/>
         <w:pBdr>
-          <w:bottom w:val="single" w:sz="6" w:space="1" w:color="CCCCCC"/>
+          <w:bottom w:val="single" w:sz="4" w:space="1" w:color="DDDDDD"/>
         </w:pBdr>
       </w:pPr>
     </w:p>
     <w:p>
       <w:pPr>
-        <w:spacing w:before="240" w:after="80"/>
+        <w:spacing w:before="200" w:after="60" w:line="276" w:lineRule="auto"/>
         <w:pBdr>
           <w:bottom w:val="single" w:sz="6" w:space="1" w:color="C0392B"/>
         </w:pBdr>
       </w:pPr>
       <w:r>
         <w:rPr>
+          <w:rFonts w:ascii="微软雅黑" w:hAnsi="微软雅黑" w:eastAsia="微软雅黑" w:cs="微软雅黑"/>
           <w:b/>
           <w:color w:val="C0392B"/>
-          <w:sz w:val="26"/>
+          <w:sz w:val="24"/>
         </w:rPr>
         <w:t>技能特长</w:t>
       </w:r>
     </w:p>
     <w:p>
       <w:pPr>
-        <w:spacing w:after="60"/>
+        <w:spacing w:after="40" w:line="264" w:lineRule="auto"/>
       </w:pPr>
       <w:r>
         <w:rPr>
+          <w:rFonts w:ascii="微软雅黑" w:hAnsi="微软雅黑" w:eastAsia="微软雅黑" w:cs="微软雅黑"/>
           <w:b/>
-          <w:color w:val="555555"/>
+          <w:color w:val="444444"/>
           <w:sz w:val="20"/>
         </w:rPr>
         <w:t>语言能力：</w:t>
       </w:r>
       <w:r>
         <w:rPr>
+          <w:rFonts w:ascii="宋体" w:hAnsi="宋体" w:eastAsia="宋体" w:cs="宋体"/>
+          <w:color w:val="222222"/>
           <w:sz w:val="20"/>
         </w:rPr>
         <w:t>{languages}</w:t>
@@ -416,18 +450,21 @@
     </w:p>
     <w:p>
       <w:pPr>
-        <w:spacing w:after="60"/>
+        <w:spacing w:after="40" w:line="264" w:lineRule="auto"/>
       </w:pPr>
       <w:r>
         <w:rPr>
+          <w:rFonts w:ascii="微软雅黑" w:hAnsi="微软雅黑" w:eastAsia="微软雅黑" w:cs="微软雅黑"/>
           <w:b/>
-          <w:color w:val="555555"/>
+          <w:color w:val="444444"/>
           <w:sz w:val="20"/>
         </w:rPr>
         <w:t>专业技能：</w:t>
       </w:r>
       <w:r>
         <w:rPr>
+          <w:rFonts w:ascii="宋体" w:hAnsi="宋体" w:eastAsia="宋体" w:cs="宋体"/>
+          <w:color w:val="222222"/>
           <w:sz w:val="20"/>
         </w:rPr>
         <w:t>{computerSkills}</w:t>
@@ -435,18 +472,21 @@
     </w:p>
     <w:p>
       <w:pPr>
-        <w:spacing w:after="60"/>
+        <w:spacing w:after="40" w:line="264" w:lineRule="auto"/>
       </w:pPr>
       <w:r>
         <w:rPr>
+          <w:rFonts w:ascii="微软雅黑" w:hAnsi="微软雅黑" w:eastAsia="微软雅黑" w:cs="微软雅黑"/>
           <w:b/>
-          <w:color w:val="555555"/>
+          <w:color w:val="444444"/>
           <w:sz w:val="20"/>
         </w:rPr>
         <w:t>兴趣爱好：</w:t>
       </w:r>
       <w:r>
         <w:rPr>
+          <w:rFonts w:ascii="宋体" w:hAnsi="宋体" w:eastAsia="宋体" w:cs="宋体"/>
+          <w:color w:val="222222"/>
           <w:sz w:val="20"/>
         </w:rPr>
         <w:t>{hobbies}</w:t>
@@ -454,43 +494,47 @@
     </w:p>
     <w:p>
       <w:pPr>
-        <w:spacing w:before="40" w:after="120"/>
+        <w:spacing w:before="20" w:after="80"/>
         <w:pBdr>
-          <w:bottom w:val="single" w:sz="6" w:space="1" w:color="CCCCCC"/>
+          <w:bottom w:val="single" w:sz="4" w:space="1" w:color="DDDDDD"/>
         </w:pBdr>
       </w:pPr>
     </w:p>
     <w:p>
       <w:pPr>
-        <w:spacing w:before="240" w:after="80"/>
+        <w:spacing w:before="200" w:after="60" w:line="276" w:lineRule="auto"/>
         <w:pBdr>
           <w:bottom w:val="single" w:sz="6" w:space="1" w:color="C0392B"/>
         </w:pBdr>
       </w:pPr>
       <w:r>
         <w:rPr>
+          <w:rFonts w:ascii="微软雅黑" w:hAnsi="微软雅黑" w:eastAsia="微软雅黑" w:cs="微软雅黑"/>
           <w:b/>
           <w:color w:val="C0392B"/>
-          <w:sz w:val="26"/>
+          <w:sz w:val="24"/>
         </w:rPr>
         <w:t>自我评价</w:t>
       </w:r>
     </w:p>
     <w:p>
       <w:pPr>
-        <w:spacing w:before="0" w:after="60"/>
+        <w:spacing w:before="0" w:after="80" w:line="268" w:lineRule="auto"/>
       </w:pPr>
       <w:r>
         <w:rPr>
+          <w:rFonts w:ascii="宋体" w:hAnsi="宋体" w:eastAsia="宋体" w:cs="宋体"/>
           <w:b w:val="0"/>
-          <w:sz w:val="20"/>
+          <w:i w:val="0"/>
+          <w:color w:val="333333"/>
+          <w:sz w:val="21"/>
         </w:rPr>
         <w:t>{selfIntro}</w:t>
       </w:r>
     </w:p>
     <w:sectPr>
       <w:pgSz w:w="12240" w:h="15840"/>
-      <w:pgMar w:top="1134" w:right="1304" w:bottom="1134" w:left="1304" w:header="720" w:footer="720" w:gutter="0"/>
+      <w:pgMar w:top="1020" w:right="1247" w:bottom="1020" w:left="1247" w:header="720" w:footer="720" w:gutter="0"/>
       <w:cols w:space="720"/>
       <w:docGrid w:linePitch="360"/>
     </w:sectPr>
